--- a/rapports/2026-06-06/EQ11/EQ11_sup_v2/DR_083101000116/23-82-69-29.docx
+++ b/rapports/2026-06-06/EQ11/EQ11_sup_v2/DR_083101000116/23-82-69-29.docx
@@ -297,7 +297,7 @@
           <w:color w:val="1F6FEB"/>
           <w:sz w:val="22"/>
         </w:rPr>
-        <w:t>⚠ INCOHÉRENCES À CORRIGER (73)</w:t>
+        <w:t>⚠ INCOHÉRENCES À CORRIGER (67)</w:t>
       </w:r>
     </w:p>
     <w:tbl>
@@ -634,7 +634,7 @@
                 <w:color w:val="16A34A"/>
                 <w:sz w:val="16"/>
               </w:rPr>
-              <w:t>—</w:t>
+              <w:t>s01q32, s01q36, s01q38, s04q37_modif, s02q33, s02q34, s01q00b</w:t>
             </w:r>
           </w:p>
         </w:tc>
@@ -665,7 +665,7 @@
                 <w:i w:val="0"/>
                 <w:sz w:val="17"/>
               </w:rPr>
-              <w:t>Incohérence!!! seulement les écoles gouvermentales paient les cotisations (Gouvernement, communauté, ONG ou organisation humanitaire).</w:t>
+              <w:t>Peu probable!!! Vu l'âge (14 ans) de AWA KANE ou l'année à laquelle AWA KANE a fréquenté l'école pour la dernière fois (.) le dernier diplome de AWA KANE ne peut être le Certificat d'études primaires (CEP), prière de corriger cette incohérence ou confirmer avec le QG.</w:t>
             </w:r>
           </w:p>
         </w:tc>
@@ -724,7 +724,7 @@
                 <w:color w:val="16A34A"/>
                 <w:sz w:val="16"/>
               </w:rPr>
-              <w:t>—</w:t>
+              <w:t>s01q32, s01q36, s01q38, s04q37_modif, s02q33, s02q34, s01q00b</w:t>
             </w:r>
           </w:p>
         </w:tc>
@@ -755,7 +755,7 @@
                 <w:i w:val="0"/>
                 <w:sz w:val="17"/>
               </w:rPr>
-              <w:t>Incohérence!!! seulement les écoles privées paient les frais de scolarité (y compris les frais d'inscription).</w:t>
+              <w:t>Peu probable!!! Vu l'âge (13 ans) de DIAMIL SOW ou l'année à laquelle DIAMIL SOW a fréquenté l'école pour la dernière fois (.) le dernier diplome de DIAMIL SOW ne peut être le Certificat d'études primaires (CEP), prière de corriger cette incohérence ou confirmer avec le QG.</w:t>
             </w:r>
           </w:p>
         </w:tc>
@@ -845,7 +845,7 @@
                 <w:i w:val="0"/>
                 <w:sz w:val="17"/>
               </w:rPr>
-              <w:t>Peu probable!!! Vu l'âge (14 ans) de AWA KANE ou l'année à laquelle AWA KANE a fréquenté l'école pour la dernière fois (.) le dernier diplome de AWA KANE ne peut être le Certificat d'études primaires (CEP), prière de corriger cette incohérence ou confirmer avec le QG.</w:t>
+              <w:t>Peu probable!!! Vu l'âge (15 ans) de MAME FATOU KONATÉ ou l'année à laquelle MAME FATOU KONATÉ a fréquenté l'école pour la dernière fois (.) le dernier diplome de MAME FATOU KONATÉ ne peut être le Certificat d'études primaires (CEP), prière de corriger cette incohérence ou confirmer avec le QG.</w:t>
             </w:r>
           </w:p>
         </w:tc>
@@ -904,7 +904,7 @@
                 <w:color w:val="16A34A"/>
                 <w:sz w:val="16"/>
               </w:rPr>
-              <w:t>s01q32, s01q36, s01q38, s04q37_modif, s02q33, s02q34, s01q00b</w:t>
+              <w:t>—</w:t>
             </w:r>
           </w:p>
         </w:tc>
@@ -935,7 +935,7 @@
                 <w:i w:val="0"/>
                 <w:sz w:val="17"/>
               </w:rPr>
-              <w:t>Peu probable!!! Vu l'âge (13 ans) de DIAMIL SOW ou l'année à laquelle DIAMIL SOW a fréquenté l'école pour la dernière fois (.) le dernier diplome de DIAMIL SOW ne peut être le Certificat d'études primaires (CEP), prière de corriger cette incohérence ou confirmer avec le QG.</w:t>
+              <w:t>Incohérent!! Le niveau d'instruction déclaré par l'un des enfants (Primaire) au niveau de la section 1 de BINETA THIAM diffère de celui donné par BINETA THIAM lui-même qui affirme ne pas avoir frequenté l'école formelle.</w:t>
             </w:r>
           </w:p>
         </w:tc>
@@ -994,7 +994,7 @@
                 <w:color w:val="16A34A"/>
                 <w:sz w:val="16"/>
               </w:rPr>
-              <w:t>s01q32, s01q36, s01q38, s04q37_modif, s02q33, s02q34, s01q00b</w:t>
+              <w:t>—</w:t>
             </w:r>
           </w:p>
         </w:tc>
@@ -1025,7 +1025,7 @@
                 <w:i w:val="0"/>
                 <w:sz w:val="17"/>
               </w:rPr>
-              <w:t>Peu probable!!! Vu l'âge (15 ans) de MAME FATOU KONATÉ ou l'année à laquelle MAME FATOU KONATÉ a fréquenté l'école pour la dernière fois (.) le dernier diplome de MAME FATOU KONATÉ ne peut être le Certificat d'études primaires (CEP), prière de corriger cette incohérence ou confirmer avec le QG.</w:t>
+              <w:t>Incohérent!! Le niveau d'instruction déclaré par l'un des enfants (Secondaire 1er cycle) au niveau de la section 1 de MAMADOU SAMBA SOW diffère de celui donné par MAMADOU SAMBA SOW lui-même qui affirme ne pas avoir frequenté l'école formelle.</w:t>
             </w:r>
           </w:p>
         </w:tc>
@@ -1115,7 +1115,7 @@
                 <w:i w:val="0"/>
                 <w:sz w:val="17"/>
               </w:rPr>
-              <w:t>Incohérent!! Le niveau d'instruction déclaré par l'un des enfants (Primaire) au niveau de la section 1 de BINETA THIAM diffère de celui donné par BINETA THIAM lui-même qui affirme ne pas avoir frequenté l'école formelle.</w:t>
+              <w:t>Incohérent!! Le niveau d'instruction déclaré par l'un des enfants (Secondaire 1er cycle) au niveau de la section 1 de OUSSEYNOU SOW diffère de celui donné par OUSSEYNOU SOW lui-même qui affirme ne pas avoir frequenté l'école formelle.</w:t>
             </w:r>
           </w:p>
         </w:tc>
@@ -1174,7 +1174,7 @@
                 <w:color w:val="16A34A"/>
                 <w:sz w:val="16"/>
               </w:rPr>
-              <w:t>—</w:t>
+              <w:t>s01q03a, s01q03b, s01q03c, s01q06, s02q04, s04q35b, s01q00b, s04q35e_code</w:t>
             </w:r>
           </w:p>
         </w:tc>
@@ -1205,7 +1205,7 @@
                 <w:i w:val="0"/>
                 <w:sz w:val="17"/>
               </w:rPr>
-              <w:t>Incohérent!! Le niveau d'instruction déclaré par l'un des enfants (Secondaire 1er cycle) au niveau de la section 1 de MAMADOU SAMBA SOW diffère de celui donné par MAMADOU SAMBA SOW lui-même qui affirme ne pas avoir frequenté l'école formelle.</w:t>
+              <w:t>Incoherent!!! OUSSEYNOU SOW est un(e) Instituteurs, enseignement primaire et declare n'avoir pas fait d'école formelle, prière de vérifier cette incohérence auprès de l'enquté pour corriger.</w:t>
             </w:r>
           </w:p>
         </w:tc>
@@ -1238,6 +1238,726 @@
                 <w:i w:val="0"/>
                 <w:sz w:val="16"/>
               </w:rPr>
+              <w:t>S03</w:t>
+              <w:br/>
+            </w:r>
+            <w:r>
+              <w:rPr>
+                <w:b w:val="0"/>
+                <w:i w:val="0"/>
+                <w:color w:val="64748B"/>
+                <w:sz w:val="14"/>
+              </w:rPr>
+              <w:t>Santé</w:t>
+            </w:r>
+          </w:p>
+        </w:tc>
+        <w:tc>
+          <w:tcPr>
+            <w:tcW w:type="dxa" w:w="1531"/>
+          </w:tcPr>
+          <w:p>
+            <w:r>
+              <w:rPr>
+                <w:b/>
+                <w:i w:val="0"/>
+                <w:color w:val="16A34A"/>
+                <w:sz w:val="16"/>
+              </w:rPr>
+              <w:t>—</w:t>
+            </w:r>
+          </w:p>
+        </w:tc>
+        <w:tc>
+          <w:tcPr>
+            <w:tcW w:type="dxa" w:w="1191"/>
+          </w:tcPr>
+          <w:p>
+            <w:r>
+              <w:rPr>
+                <w:b w:val="0"/>
+                <w:i w:val="0"/>
+                <w:color w:val="64748B"/>
+                <w:sz w:val="16"/>
+              </w:rPr>
+              <w:t>GT-CQ</w:t>
+            </w:r>
+          </w:p>
+        </w:tc>
+        <w:tc>
+          <w:tcPr>
+            <w:tcW w:type="dxa" w:w="4706"/>
+          </w:tcPr>
+          <w:p>
+            <w:r>
+              <w:rPr>
+                <w:b w:val="0"/>
+                <w:i w:val="0"/>
+                <w:sz w:val="17"/>
+              </w:rPr>
+              <w:t>Incohérent !!! BINETA THIAM s'est consulté la première fois pour cette maladie (Problème dentaire) chez un médecin spécialiste et vous dites que  BINETA THIAM n'est pas concerné par le montant des frais de consultation d'un médecin spécialiste (3.15=9999).</w:t>
+            </w:r>
+          </w:p>
+        </w:tc>
+      </w:tr>
+      <w:tr>
+        <w:tc>
+          <w:tcPr>
+            <w:tcW w:type="dxa" w:w="964"/>
+          </w:tcPr>
+          <w:p>
+            <w:r>
+              <w:rPr>
+                <w:b/>
+                <w:i w:val="0"/>
+                <w:color w:val="DC2626"/>
+                <w:sz w:val="16"/>
+              </w:rPr>
+              <w:t>Haute</w:t>
+            </w:r>
+          </w:p>
+        </w:tc>
+        <w:tc>
+          <w:tcPr>
+            <w:tcW w:type="dxa" w:w="1247"/>
+          </w:tcPr>
+          <w:p>
+            <w:r>
+              <w:rPr>
+                <w:b/>
+                <w:i w:val="0"/>
+                <w:sz w:val="16"/>
+              </w:rPr>
+              <w:t>S03</w:t>
+              <w:br/>
+            </w:r>
+            <w:r>
+              <w:rPr>
+                <w:b w:val="0"/>
+                <w:i w:val="0"/>
+                <w:color w:val="64748B"/>
+                <w:sz w:val="14"/>
+              </w:rPr>
+              <w:t>Santé</w:t>
+            </w:r>
+          </w:p>
+        </w:tc>
+        <w:tc>
+          <w:tcPr>
+            <w:tcW w:type="dxa" w:w="1531"/>
+          </w:tcPr>
+          <w:p>
+            <w:r>
+              <w:rPr>
+                <w:b/>
+                <w:i w:val="0"/>
+                <w:color w:val="16A34A"/>
+                <w:sz w:val="16"/>
+              </w:rPr>
+              <w:t>—</w:t>
+            </w:r>
+          </w:p>
+        </w:tc>
+        <w:tc>
+          <w:tcPr>
+            <w:tcW w:type="dxa" w:w="1191"/>
+          </w:tcPr>
+          <w:p>
+            <w:r>
+              <w:rPr>
+                <w:b w:val="0"/>
+                <w:i w:val="0"/>
+                <w:color w:val="64748B"/>
+                <w:sz w:val="16"/>
+              </w:rPr>
+              <w:t>GT-CQ</w:t>
+            </w:r>
+          </w:p>
+        </w:tc>
+        <w:tc>
+          <w:tcPr>
+            <w:tcW w:type="dxa" w:w="4706"/>
+          </w:tcPr>
+          <w:p>
+            <w:r>
+              <w:rPr>
+                <w:b w:val="0"/>
+                <w:i w:val="0"/>
+                <w:sz w:val="17"/>
+              </w:rPr>
+              <w:t>Prière de verifier cette incohérence auprès de l'enquêté ou confirmer.</w:t>
+            </w:r>
+          </w:p>
+        </w:tc>
+      </w:tr>
+      <w:tr>
+        <w:tc>
+          <w:tcPr>
+            <w:tcW w:type="dxa" w:w="964"/>
+          </w:tcPr>
+          <w:p>
+            <w:r>
+              <w:rPr>
+                <w:b/>
+                <w:i w:val="0"/>
+                <w:color w:val="DC2626"/>
+                <w:sz w:val="16"/>
+              </w:rPr>
+              <w:t>Haute</w:t>
+            </w:r>
+          </w:p>
+        </w:tc>
+        <w:tc>
+          <w:tcPr>
+            <w:tcW w:type="dxa" w:w="1247"/>
+          </w:tcPr>
+          <w:p>
+            <w:r>
+              <w:rPr>
+                <w:b/>
+                <w:i w:val="0"/>
+                <w:sz w:val="16"/>
+              </w:rPr>
+              <w:t>S03</w:t>
+              <w:br/>
+            </w:r>
+            <w:r>
+              <w:rPr>
+                <w:b w:val="0"/>
+                <w:i w:val="0"/>
+                <w:color w:val="64748B"/>
+                <w:sz w:val="14"/>
+              </w:rPr>
+              <w:t>Santé</w:t>
+            </w:r>
+          </w:p>
+        </w:tc>
+        <w:tc>
+          <w:tcPr>
+            <w:tcW w:type="dxa" w:w="1531"/>
+          </w:tcPr>
+          <w:p>
+            <w:r>
+              <w:rPr>
+                <w:b/>
+                <w:i w:val="0"/>
+                <w:color w:val="16A34A"/>
+                <w:sz w:val="16"/>
+              </w:rPr>
+              <w:t>s03q14, s03q15, s03q17, s03q18, s03q19, s03q20, s03q21</w:t>
+            </w:r>
+          </w:p>
+        </w:tc>
+        <w:tc>
+          <w:tcPr>
+            <w:tcW w:type="dxa" w:w="1191"/>
+          </w:tcPr>
+          <w:p>
+            <w:r>
+              <w:rPr>
+                <w:b w:val="0"/>
+                <w:i w:val="0"/>
+                <w:color w:val="64748B"/>
+                <w:sz w:val="16"/>
+              </w:rPr>
+              <w:t>GT-CQ</w:t>
+            </w:r>
+          </w:p>
+        </w:tc>
+        <w:tc>
+          <w:tcPr>
+            <w:tcW w:type="dxa" w:w="4706"/>
+          </w:tcPr>
+          <w:p>
+            <w:r>
+              <w:rPr>
+                <w:b w:val="0"/>
+                <w:i w:val="0"/>
+                <w:sz w:val="17"/>
+              </w:rPr>
+              <w:t>Incoherence!!! OUSSEYNOU SOW a consulté dans un service de santé ou un guérisseur au cours des 3 derniers mois sans hospitalisation (3.13=Oui) mais la depense liée à cette consultation est nulle 0 ou ne sait pas partout dans les questions (s03q14 s03q15 s03q17 s03q18 s03q19 s03q20 s03q21).</w:t>
+            </w:r>
+          </w:p>
+        </w:tc>
+      </w:tr>
+      <w:tr>
+        <w:tc>
+          <w:tcPr>
+            <w:tcW w:type="dxa" w:w="964"/>
+          </w:tcPr>
+          <w:p>
+            <w:r>
+              <w:rPr>
+                <w:b/>
+                <w:i w:val="0"/>
+                <w:color w:val="EA580C"/>
+                <w:sz w:val="16"/>
+              </w:rPr>
+              <w:t>Moyenne</w:t>
+            </w:r>
+          </w:p>
+        </w:tc>
+        <w:tc>
+          <w:tcPr>
+            <w:tcW w:type="dxa" w:w="1247"/>
+          </w:tcPr>
+          <w:p>
+            <w:r>
+              <w:rPr>
+                <w:b/>
+                <w:i w:val="0"/>
+                <w:sz w:val="16"/>
+              </w:rPr>
+              <w:t>S00</w:t>
+              <w:br/>
+            </w:r>
+            <w:r>
+              <w:rPr>
+                <w:b w:val="0"/>
+                <w:i w:val="0"/>
+                <w:color w:val="64748B"/>
+                <w:sz w:val="14"/>
+              </w:rPr>
+              <w:t>Identification</w:t>
+            </w:r>
+          </w:p>
+        </w:tc>
+        <w:tc>
+          <w:tcPr>
+            <w:tcW w:type="dxa" w:w="1531"/>
+          </w:tcPr>
+          <w:p>
+            <w:r>
+              <w:rPr>
+                <w:b/>
+                <w:i w:val="0"/>
+                <w:color w:val="16A34A"/>
+                <w:sz w:val="16"/>
+              </w:rPr>
+              <w:t>s00q27</w:t>
+            </w:r>
+          </w:p>
+        </w:tc>
+        <w:tc>
+          <w:tcPr>
+            <w:tcW w:type="dxa" w:w="1191"/>
+          </w:tcPr>
+          <w:p>
+            <w:r>
+              <w:rPr>
+                <w:b w:val="0"/>
+                <w:i w:val="0"/>
+                <w:color w:val="64748B"/>
+                <w:sz w:val="16"/>
+              </w:rPr>
+              <w:t>GT-CQ</w:t>
+            </w:r>
+          </w:p>
+        </w:tc>
+        <w:tc>
+          <w:tcPr>
+            <w:tcW w:type="dxa" w:w="4706"/>
+          </w:tcPr>
+          <w:p>
+            <w:r>
+              <w:rPr>
+                <w:b w:val="0"/>
+                <w:i w:val="0"/>
+                <w:sz w:val="17"/>
+              </w:rPr>
+              <w:t>Le questionnaire semble ne pas être complètement fini mais le questionnaire est en statut complet, prière de compléter le questionnaire.</w:t>
+            </w:r>
+          </w:p>
+        </w:tc>
+      </w:tr>
+      <w:tr>
+        <w:tc>
+          <w:tcPr>
+            <w:tcW w:type="dxa" w:w="964"/>
+          </w:tcPr>
+          <w:p>
+            <w:r>
+              <w:rPr>
+                <w:b/>
+                <w:i w:val="0"/>
+                <w:color w:val="EA580C"/>
+                <w:sz w:val="16"/>
+              </w:rPr>
+              <w:t>Moyenne</w:t>
+            </w:r>
+          </w:p>
+        </w:tc>
+        <w:tc>
+          <w:tcPr>
+            <w:tcW w:type="dxa" w:w="1247"/>
+          </w:tcPr>
+          <w:p>
+            <w:r>
+              <w:rPr>
+                <w:b/>
+                <w:i w:val="0"/>
+                <w:sz w:val="16"/>
+              </w:rPr>
+              <w:t>S00</w:t>
+              <w:br/>
+            </w:r>
+            <w:r>
+              <w:rPr>
+                <w:b w:val="0"/>
+                <w:i w:val="0"/>
+                <w:color w:val="64748B"/>
+                <w:sz w:val="14"/>
+              </w:rPr>
+              <w:t>Identification</w:t>
+            </w:r>
+          </w:p>
+        </w:tc>
+        <w:tc>
+          <w:tcPr>
+            <w:tcW w:type="dxa" w:w="1531"/>
+          </w:tcPr>
+          <w:p>
+            <w:r>
+              <w:rPr>
+                <w:b/>
+                <w:i w:val="0"/>
+                <w:color w:val="16A34A"/>
+                <w:sz w:val="16"/>
+              </w:rPr>
+              <w:t>—</w:t>
+            </w:r>
+          </w:p>
+        </w:tc>
+        <w:tc>
+          <w:tcPr>
+            <w:tcW w:type="dxa" w:w="1191"/>
+          </w:tcPr>
+          <w:p>
+            <w:r>
+              <w:rPr>
+                <w:b w:val="0"/>
+                <w:i w:val="0"/>
+                <w:color w:val="64748B"/>
+                <w:sz w:val="16"/>
+              </w:rPr>
+              <w:t>GT-CQ</w:t>
+            </w:r>
+          </w:p>
+        </w:tc>
+        <w:tc>
+          <w:tcPr>
+            <w:tcW w:type="dxa" w:w="4706"/>
+          </w:tcPr>
+          <w:p>
+            <w:r>
+              <w:rPr>
+                <w:b w:val="0"/>
+                <w:i w:val="0"/>
+                <w:sz w:val="17"/>
+              </w:rPr>
+              <w:t>L'adresse ou la localisation du ménage doit être bien renseignée, ne doit pas contenir des numéros de téléphone et elle semble courte pour être une adresse.</w:t>
+            </w:r>
+          </w:p>
+        </w:tc>
+      </w:tr>
+      <w:tr>
+        <w:tc>
+          <w:tcPr>
+            <w:tcW w:type="dxa" w:w="964"/>
+          </w:tcPr>
+          <w:p>
+            <w:r>
+              <w:rPr>
+                <w:b/>
+                <w:i w:val="0"/>
+                <w:color w:val="EA580C"/>
+                <w:sz w:val="16"/>
+              </w:rPr>
+              <w:t>Moyenne</w:t>
+            </w:r>
+          </w:p>
+        </w:tc>
+        <w:tc>
+          <w:tcPr>
+            <w:tcW w:type="dxa" w:w="1247"/>
+          </w:tcPr>
+          <w:p>
+            <w:r>
+              <w:rPr>
+                <w:b/>
+                <w:i w:val="0"/>
+                <w:sz w:val="16"/>
+              </w:rPr>
+              <w:t>S00</w:t>
+              <w:br/>
+            </w:r>
+            <w:r>
+              <w:rPr>
+                <w:b w:val="0"/>
+                <w:i w:val="0"/>
+                <w:color w:val="64748B"/>
+                <w:sz w:val="14"/>
+              </w:rPr>
+              <w:t>Identification</w:t>
+            </w:r>
+          </w:p>
+        </w:tc>
+        <w:tc>
+          <w:tcPr>
+            <w:tcW w:type="dxa" w:w="1531"/>
+          </w:tcPr>
+          <w:p>
+            <w:r>
+              <w:rPr>
+                <w:b/>
+                <w:i w:val="0"/>
+                <w:color w:val="16A34A"/>
+                <w:sz w:val="16"/>
+              </w:rPr>
+              <w:t>s00q12a, s00q12b</w:t>
+            </w:r>
+          </w:p>
+        </w:tc>
+        <w:tc>
+          <w:tcPr>
+            <w:tcW w:type="dxa" w:w="1191"/>
+          </w:tcPr>
+          <w:p>
+            <w:r>
+              <w:rPr>
+                <w:b w:val="0"/>
+                <w:i w:val="0"/>
+                <w:color w:val="64748B"/>
+                <w:sz w:val="16"/>
+              </w:rPr>
+              <w:t>GT-CQ</w:t>
+            </w:r>
+          </w:p>
+        </w:tc>
+        <w:tc>
+          <w:tcPr>
+            <w:tcW w:type="dxa" w:w="4706"/>
+          </w:tcPr>
+          <w:p>
+            <w:r>
+              <w:rPr>
+                <w:b w:val="0"/>
+                <w:i w:val="0"/>
+                <w:sz w:val="17"/>
+              </w:rPr>
+              <w:t>Prière de renseigner la bonne adresse.Attention! Veillez bien renseigner le deuxième numero du chef de ménage(0.12b).</w:t>
+            </w:r>
+          </w:p>
+        </w:tc>
+      </w:tr>
+      <w:tr>
+        <w:tc>
+          <w:tcPr>
+            <w:tcW w:type="dxa" w:w="964"/>
+          </w:tcPr>
+          <w:p>
+            <w:r>
+              <w:rPr>
+                <w:b/>
+                <w:i w:val="0"/>
+                <w:color w:val="EA580C"/>
+                <w:sz w:val="16"/>
+              </w:rPr>
+              <w:t>Moyenne</w:t>
+            </w:r>
+          </w:p>
+        </w:tc>
+        <w:tc>
+          <w:tcPr>
+            <w:tcW w:type="dxa" w:w="1247"/>
+          </w:tcPr>
+          <w:p>
+            <w:r>
+              <w:rPr>
+                <w:b/>
+                <w:i w:val="0"/>
+                <w:sz w:val="16"/>
+              </w:rPr>
+              <w:t>S01</w:t>
+              <w:br/>
+            </w:r>
+            <w:r>
+              <w:rPr>
+                <w:b w:val="0"/>
+                <w:i w:val="0"/>
+                <w:color w:val="64748B"/>
+                <w:sz w:val="14"/>
+              </w:rPr>
+              <w:t>Démographie</w:t>
+            </w:r>
+          </w:p>
+        </w:tc>
+        <w:tc>
+          <w:tcPr>
+            <w:tcW w:type="dxa" w:w="1531"/>
+          </w:tcPr>
+          <w:p>
+            <w:r>
+              <w:rPr>
+                <w:b/>
+                <w:i w:val="0"/>
+                <w:color w:val="16A34A"/>
+                <w:sz w:val="16"/>
+              </w:rPr>
+              <w:t>—</w:t>
+            </w:r>
+          </w:p>
+        </w:tc>
+        <w:tc>
+          <w:tcPr>
+            <w:tcW w:type="dxa" w:w="1191"/>
+          </w:tcPr>
+          <w:p>
+            <w:r>
+              <w:rPr>
+                <w:b w:val="0"/>
+                <w:i w:val="0"/>
+                <w:color w:val="64748B"/>
+                <w:sz w:val="16"/>
+              </w:rPr>
+              <w:t>GT-CQ</w:t>
+            </w:r>
+          </w:p>
+        </w:tc>
+        <w:tc>
+          <w:tcPr>
+            <w:tcW w:type="dxa" w:w="4706"/>
+          </w:tcPr>
+          <w:p>
+            <w:r>
+              <w:rPr>
+                <w:b w:val="0"/>
+                <w:i w:val="0"/>
+                <w:sz w:val="17"/>
+              </w:rPr>
+              <w:t>Prière de verifier l'information donnée par OUSSEYNOU SOW ou corriger au niveau de la section 1.</w:t>
+            </w:r>
+          </w:p>
+        </w:tc>
+      </w:tr>
+      <w:tr>
+        <w:tc>
+          <w:tcPr>
+            <w:tcW w:type="dxa" w:w="964"/>
+          </w:tcPr>
+          <w:p>
+            <w:r>
+              <w:rPr>
+                <w:b/>
+                <w:i w:val="0"/>
+                <w:color w:val="EA580C"/>
+                <w:sz w:val="16"/>
+              </w:rPr>
+              <w:t>Moyenne</w:t>
+            </w:r>
+          </w:p>
+        </w:tc>
+        <w:tc>
+          <w:tcPr>
+            <w:tcW w:type="dxa" w:w="1247"/>
+          </w:tcPr>
+          <w:p>
+            <w:r>
+              <w:rPr>
+                <w:b/>
+                <w:i w:val="0"/>
+                <w:sz w:val="16"/>
+              </w:rPr>
+              <w:t>S01</w:t>
+              <w:br/>
+            </w:r>
+            <w:r>
+              <w:rPr>
+                <w:b w:val="0"/>
+                <w:i w:val="0"/>
+                <w:color w:val="64748B"/>
+                <w:sz w:val="14"/>
+              </w:rPr>
+              <w:t>Démographie</w:t>
+            </w:r>
+          </w:p>
+        </w:tc>
+        <w:tc>
+          <w:tcPr>
+            <w:tcW w:type="dxa" w:w="1531"/>
+          </w:tcPr>
+          <w:p>
+            <w:r>
+              <w:rPr>
+                <w:b/>
+                <w:i w:val="0"/>
+                <w:color w:val="16A34A"/>
+                <w:sz w:val="16"/>
+              </w:rPr>
+              <w:t>s01q10_1</w:t>
+            </w:r>
+          </w:p>
+        </w:tc>
+        <w:tc>
+          <w:tcPr>
+            <w:tcW w:type="dxa" w:w="1191"/>
+          </w:tcPr>
+          <w:p>
+            <w:r>
+              <w:rPr>
+                <w:b w:val="0"/>
+                <w:i w:val="0"/>
+                <w:color w:val="64748B"/>
+                <w:sz w:val="16"/>
+              </w:rPr>
+              <w:t>GT-CQ</w:t>
+            </w:r>
+          </w:p>
+        </w:tc>
+        <w:tc>
+          <w:tcPr>
+            <w:tcW w:type="dxa" w:w="4706"/>
+          </w:tcPr>
+          <w:p>
+            <w:r>
+              <w:rPr>
+                <w:b w:val="0"/>
+                <w:i w:val="0"/>
+                <w:sz w:val="17"/>
+              </w:rPr>
+              <w:t>La taille du ménage lors de l'enquête principale (9) de ce ménage est inférieur à la taille du denombrement (10), prière de fournir des explications concrètes ou aller revisiter le ménage.</w:t>
+            </w:r>
+          </w:p>
+        </w:tc>
+      </w:tr>
+      <w:tr>
+        <w:tc>
+          <w:tcPr>
+            <w:tcW w:type="dxa" w:w="964"/>
+          </w:tcPr>
+          <w:p>
+            <w:r>
+              <w:rPr>
+                <w:b/>
+                <w:i w:val="0"/>
+                <w:color w:val="EA580C"/>
+                <w:sz w:val="16"/>
+              </w:rPr>
+              <w:t>Moyenne</w:t>
+            </w:r>
+          </w:p>
+        </w:tc>
+        <w:tc>
+          <w:tcPr>
+            <w:tcW w:type="dxa" w:w="1247"/>
+          </w:tcPr>
+          <w:p>
+            <w:r>
+              <w:rPr>
+                <w:b/>
+                <w:i w:val="0"/>
+                <w:sz w:val="16"/>
+              </w:rPr>
               <w:t>S02</w:t>
               <w:br/>
             </w:r>
@@ -1264,7 +1984,7 @@
                 <w:color w:val="16A34A"/>
                 <w:sz w:val="16"/>
               </w:rPr>
-              <w:t>—</w:t>
+              <w:t>s01q63, s00q04, s02q25, s01q00b, s02q17_2, s02q15_2</w:t>
             </w:r>
           </w:p>
         </w:tc>
@@ -1295,7 +2015,7 @@
                 <w:i w:val="0"/>
                 <w:sz w:val="17"/>
               </w:rPr>
-              <w:t>Incohérent!! Le niveau d'instruction déclaré par l'un des enfants (Secondaire 1er cycle) au niveau de la section 1 de OUSSEYNOU SOW diffère de celui donné par OUSSEYNOU SOW lui-même qui affirme ne pas avoir frequenté l'école formelle.</w:t>
+              <w:t>Dans les milieux urbains c'est peu probable de voir une école dont les élèves ou étudiants ne dépensent pas en frais d'uniformes, prière de verifier pour AWA KANE qui fréquente 6ème année de Primaire et corriger ou confirmer avec le QG.</w:t>
             </w:r>
           </w:p>
         </w:tc>
@@ -1310,10 +2030,10 @@
               <w:rPr>
                 <w:b/>
                 <w:i w:val="0"/>
-                <w:color w:val="DC2626"/>
+                <w:color w:val="EA580C"/>
                 <w:sz w:val="16"/>
               </w:rPr>
-              <w:t>Haute</w:t>
+              <w:t>Moyenne</w:t>
             </w:r>
           </w:p>
         </w:tc>
@@ -1354,7 +2074,7 @@
                 <w:color w:val="16A34A"/>
                 <w:sz w:val="16"/>
               </w:rPr>
-              <w:t>s01q03a, s01q03b, s01q03c, s01q06, s02q04, s04q35b, s01q00b, s04q35e_code</w:t>
+              <w:t>s01q63, s00q04, s02q25, s01q00b, s02q17_2, s02q15_2</w:t>
             </w:r>
           </w:p>
         </w:tc>
@@ -1385,1267 +2105,7 @@
                 <w:i w:val="0"/>
                 <w:sz w:val="17"/>
               </w:rPr>
-              <w:t>Incoherent!!! OUSSEYNOU SOW est un(e) Instituteurs, enseignement primaire et declare n'avoir pas fait d'école formelle, prière de vérifier cette incohérence auprès de l'enquté pour corriger.</w:t>
-            </w:r>
-          </w:p>
-        </w:tc>
-      </w:tr>
-      <w:tr>
-        <w:tc>
-          <w:tcPr>
-            <w:tcW w:type="dxa" w:w="964"/>
-          </w:tcPr>
-          <w:p>
-            <w:r>
-              <w:rPr>
-                <w:b/>
-                <w:i w:val="0"/>
-                <w:color w:val="DC2626"/>
-                <w:sz w:val="16"/>
-              </w:rPr>
-              <w:t>Haute</w:t>
-            </w:r>
-          </w:p>
-        </w:tc>
-        <w:tc>
-          <w:tcPr>
-            <w:tcW w:type="dxa" w:w="1247"/>
-          </w:tcPr>
-          <w:p>
-            <w:r>
-              <w:rPr>
-                <w:b/>
-                <w:i w:val="0"/>
-                <w:sz w:val="16"/>
-              </w:rPr>
-              <w:t>S03</w:t>
-              <w:br/>
-            </w:r>
-            <w:r>
-              <w:rPr>
-                <w:b w:val="0"/>
-                <w:i w:val="0"/>
-                <w:color w:val="64748B"/>
-                <w:sz w:val="14"/>
-              </w:rPr>
-              <w:t>Santé</w:t>
-            </w:r>
-          </w:p>
-        </w:tc>
-        <w:tc>
-          <w:tcPr>
-            <w:tcW w:type="dxa" w:w="1531"/>
-          </w:tcPr>
-          <w:p>
-            <w:r>
-              <w:rPr>
-                <w:b/>
-                <w:i w:val="0"/>
-                <w:color w:val="16A34A"/>
-                <w:sz w:val="16"/>
-              </w:rPr>
-              <w:t>—</w:t>
-            </w:r>
-          </w:p>
-        </w:tc>
-        <w:tc>
-          <w:tcPr>
-            <w:tcW w:type="dxa" w:w="1191"/>
-          </w:tcPr>
-          <w:p>
-            <w:r>
-              <w:rPr>
-                <w:b w:val="0"/>
-                <w:i w:val="0"/>
-                <w:color w:val="64748B"/>
-                <w:sz w:val="16"/>
-              </w:rPr>
-              <w:t>GT-CQ</w:t>
-            </w:r>
-          </w:p>
-        </w:tc>
-        <w:tc>
-          <w:tcPr>
-            <w:tcW w:type="dxa" w:w="4706"/>
-          </w:tcPr>
-          <w:p>
-            <w:r>
-              <w:rPr>
-                <w:b w:val="0"/>
-                <w:i w:val="0"/>
-                <w:sz w:val="17"/>
-              </w:rPr>
-              <w:t>Incohérent !!! BINETA THIAM s'est consulté la première fois pour cette maladie (Problème dentaire) chez un médecin spécialiste et vous dites que  BINETA THIAM n'est pas concerné par le montant des frais de consultation d'un médecin spécialiste (3.15=9999).</w:t>
-            </w:r>
-          </w:p>
-        </w:tc>
-      </w:tr>
-      <w:tr>
-        <w:tc>
-          <w:tcPr>
-            <w:tcW w:type="dxa" w:w="964"/>
-          </w:tcPr>
-          <w:p>
-            <w:r>
-              <w:rPr>
-                <w:b/>
-                <w:i w:val="0"/>
-                <w:color w:val="DC2626"/>
-                <w:sz w:val="16"/>
-              </w:rPr>
-              <w:t>Haute</w:t>
-            </w:r>
-          </w:p>
-        </w:tc>
-        <w:tc>
-          <w:tcPr>
-            <w:tcW w:type="dxa" w:w="1247"/>
-          </w:tcPr>
-          <w:p>
-            <w:r>
-              <w:rPr>
-                <w:b/>
-                <w:i w:val="0"/>
-                <w:sz w:val="16"/>
-              </w:rPr>
-              <w:t>S03</w:t>
-              <w:br/>
-            </w:r>
-            <w:r>
-              <w:rPr>
-                <w:b w:val="0"/>
-                <w:i w:val="0"/>
-                <w:color w:val="64748B"/>
-                <w:sz w:val="14"/>
-              </w:rPr>
-              <w:t>Santé</w:t>
-            </w:r>
-          </w:p>
-        </w:tc>
-        <w:tc>
-          <w:tcPr>
-            <w:tcW w:type="dxa" w:w="1531"/>
-          </w:tcPr>
-          <w:p>
-            <w:r>
-              <w:rPr>
-                <w:b/>
-                <w:i w:val="0"/>
-                <w:color w:val="16A34A"/>
-                <w:sz w:val="16"/>
-              </w:rPr>
-              <w:t>—</w:t>
-            </w:r>
-          </w:p>
-        </w:tc>
-        <w:tc>
-          <w:tcPr>
-            <w:tcW w:type="dxa" w:w="1191"/>
-          </w:tcPr>
-          <w:p>
-            <w:r>
-              <w:rPr>
-                <w:b w:val="0"/>
-                <w:i w:val="0"/>
-                <w:color w:val="64748B"/>
-                <w:sz w:val="16"/>
-              </w:rPr>
-              <w:t>GT-CQ</w:t>
-            </w:r>
-          </w:p>
-        </w:tc>
-        <w:tc>
-          <w:tcPr>
-            <w:tcW w:type="dxa" w:w="4706"/>
-          </w:tcPr>
-          <w:p>
-            <w:r>
-              <w:rPr>
-                <w:b w:val="0"/>
-                <w:i w:val="0"/>
-                <w:sz w:val="17"/>
-              </w:rPr>
-              <w:t>Prière de verifier cette incohérence auprès de l'enquêté ou confirmer.</w:t>
-            </w:r>
-          </w:p>
-        </w:tc>
-      </w:tr>
-      <w:tr>
-        <w:tc>
-          <w:tcPr>
-            <w:tcW w:type="dxa" w:w="964"/>
-          </w:tcPr>
-          <w:p>
-            <w:r>
-              <w:rPr>
-                <w:b/>
-                <w:i w:val="0"/>
-                <w:color w:val="DC2626"/>
-                <w:sz w:val="16"/>
-              </w:rPr>
-              <w:t>Haute</w:t>
-            </w:r>
-          </w:p>
-        </w:tc>
-        <w:tc>
-          <w:tcPr>
-            <w:tcW w:type="dxa" w:w="1247"/>
-          </w:tcPr>
-          <w:p>
-            <w:r>
-              <w:rPr>
-                <w:b/>
-                <w:i w:val="0"/>
-                <w:sz w:val="16"/>
-              </w:rPr>
-              <w:t>S03</w:t>
-              <w:br/>
-            </w:r>
-            <w:r>
-              <w:rPr>
-                <w:b w:val="0"/>
-                <w:i w:val="0"/>
-                <w:color w:val="64748B"/>
-                <w:sz w:val="14"/>
-              </w:rPr>
-              <w:t>Santé</w:t>
-            </w:r>
-          </w:p>
-        </w:tc>
-        <w:tc>
-          <w:tcPr>
-            <w:tcW w:type="dxa" w:w="1531"/>
-          </w:tcPr>
-          <w:p>
-            <w:r>
-              <w:rPr>
-                <w:b/>
-                <w:i w:val="0"/>
-                <w:color w:val="16A34A"/>
-                <w:sz w:val="16"/>
-              </w:rPr>
-              <w:t>s03q14, s03q15, s03q17, s03q18, s03q19, s03q20, s03q21</w:t>
-            </w:r>
-          </w:p>
-        </w:tc>
-        <w:tc>
-          <w:tcPr>
-            <w:tcW w:type="dxa" w:w="1191"/>
-          </w:tcPr>
-          <w:p>
-            <w:r>
-              <w:rPr>
-                <w:b w:val="0"/>
-                <w:i w:val="0"/>
-                <w:color w:val="64748B"/>
-                <w:sz w:val="16"/>
-              </w:rPr>
-              <w:t>GT-CQ</w:t>
-            </w:r>
-          </w:p>
-        </w:tc>
-        <w:tc>
-          <w:tcPr>
-            <w:tcW w:type="dxa" w:w="4706"/>
-          </w:tcPr>
-          <w:p>
-            <w:r>
-              <w:rPr>
-                <w:b w:val="0"/>
-                <w:i w:val="0"/>
-                <w:sz w:val="17"/>
-              </w:rPr>
-              <w:t>Incoherence!!! OUSSEYNOU SOW a consulté dans un service de santé ou un guérisseur au cours des 3 derniers mois sans hospitalisation (3.13=Oui) mais la depense liée à cette consultation est nulle 0 ou ne sait pas partout dans les questions (s03q14 s03q15 s03q17 s03q18 s03q19 s03q20 s03q21).</w:t>
-            </w:r>
-          </w:p>
-        </w:tc>
-      </w:tr>
-      <w:tr>
-        <w:tc>
-          <w:tcPr>
-            <w:tcW w:type="dxa" w:w="964"/>
-          </w:tcPr>
-          <w:p>
-            <w:r>
-              <w:rPr>
-                <w:b/>
-                <w:i w:val="0"/>
-                <w:color w:val="EA580C"/>
-                <w:sz w:val="16"/>
-              </w:rPr>
-              <w:t>Moyenne</w:t>
-            </w:r>
-          </w:p>
-        </w:tc>
-        <w:tc>
-          <w:tcPr>
-            <w:tcW w:type="dxa" w:w="1247"/>
-          </w:tcPr>
-          <w:p>
-            <w:r>
-              <w:rPr>
-                <w:b/>
-                <w:i w:val="0"/>
-                <w:sz w:val="16"/>
-              </w:rPr>
-              <w:t>S00</w:t>
-              <w:br/>
-            </w:r>
-            <w:r>
-              <w:rPr>
-                <w:b w:val="0"/>
-                <w:i w:val="0"/>
-                <w:color w:val="64748B"/>
-                <w:sz w:val="14"/>
-              </w:rPr>
-              <w:t>Identification</w:t>
-            </w:r>
-          </w:p>
-        </w:tc>
-        <w:tc>
-          <w:tcPr>
-            <w:tcW w:type="dxa" w:w="1531"/>
-          </w:tcPr>
-          <w:p>
-            <w:r>
-              <w:rPr>
-                <w:b/>
-                <w:i w:val="0"/>
-                <w:color w:val="16A34A"/>
-                <w:sz w:val="16"/>
-              </w:rPr>
-              <w:t>s00q27</w:t>
-            </w:r>
-          </w:p>
-        </w:tc>
-        <w:tc>
-          <w:tcPr>
-            <w:tcW w:type="dxa" w:w="1191"/>
-          </w:tcPr>
-          <w:p>
-            <w:r>
-              <w:rPr>
-                <w:b w:val="0"/>
-                <w:i w:val="0"/>
-                <w:color w:val="64748B"/>
-                <w:sz w:val="16"/>
-              </w:rPr>
-              <w:t>GT-CQ</w:t>
-            </w:r>
-          </w:p>
-        </w:tc>
-        <w:tc>
-          <w:tcPr>
-            <w:tcW w:type="dxa" w:w="4706"/>
-          </w:tcPr>
-          <w:p>
-            <w:r>
-              <w:rPr>
-                <w:b w:val="0"/>
-                <w:i w:val="0"/>
-                <w:sz w:val="17"/>
-              </w:rPr>
-              <w:t>Le questionnaire semble ne pas être complètement fini mais le questionnaire est en statut complet, prière de compléter le questionnaire.</w:t>
-            </w:r>
-          </w:p>
-        </w:tc>
-      </w:tr>
-      <w:tr>
-        <w:tc>
-          <w:tcPr>
-            <w:tcW w:type="dxa" w:w="964"/>
-          </w:tcPr>
-          <w:p>
-            <w:r>
-              <w:rPr>
-                <w:b/>
-                <w:i w:val="0"/>
-                <w:color w:val="EA580C"/>
-                <w:sz w:val="16"/>
-              </w:rPr>
-              <w:t>Moyenne</w:t>
-            </w:r>
-          </w:p>
-        </w:tc>
-        <w:tc>
-          <w:tcPr>
-            <w:tcW w:type="dxa" w:w="1247"/>
-          </w:tcPr>
-          <w:p>
-            <w:r>
-              <w:rPr>
-                <w:b/>
-                <w:i w:val="0"/>
-                <w:sz w:val="16"/>
-              </w:rPr>
-              <w:t>S00</w:t>
-              <w:br/>
-            </w:r>
-            <w:r>
-              <w:rPr>
-                <w:b w:val="0"/>
-                <w:i w:val="0"/>
-                <w:color w:val="64748B"/>
-                <w:sz w:val="14"/>
-              </w:rPr>
-              <w:t>Identification</w:t>
-            </w:r>
-          </w:p>
-        </w:tc>
-        <w:tc>
-          <w:tcPr>
-            <w:tcW w:type="dxa" w:w="1531"/>
-          </w:tcPr>
-          <w:p>
-            <w:r>
-              <w:rPr>
-                <w:b/>
-                <w:i w:val="0"/>
-                <w:color w:val="16A34A"/>
-                <w:sz w:val="16"/>
-              </w:rPr>
-              <w:t>—</w:t>
-            </w:r>
-          </w:p>
-        </w:tc>
-        <w:tc>
-          <w:tcPr>
-            <w:tcW w:type="dxa" w:w="1191"/>
-          </w:tcPr>
-          <w:p>
-            <w:r>
-              <w:rPr>
-                <w:b w:val="0"/>
-                <w:i w:val="0"/>
-                <w:color w:val="64748B"/>
-                <w:sz w:val="16"/>
-              </w:rPr>
-              <w:t>GT-CQ</w:t>
-            </w:r>
-          </w:p>
-        </w:tc>
-        <w:tc>
-          <w:tcPr>
-            <w:tcW w:type="dxa" w:w="4706"/>
-          </w:tcPr>
-          <w:p>
-            <w:r>
-              <w:rPr>
-                <w:b w:val="0"/>
-                <w:i w:val="0"/>
-                <w:sz w:val="17"/>
-              </w:rPr>
-              <w:t>L'adresse ou la localisation du ménage doit être bien renseignée, ne doit pas contenir des numéros de téléphone et elle semble courte pour être une adresse.</w:t>
-            </w:r>
-          </w:p>
-        </w:tc>
-      </w:tr>
-      <w:tr>
-        <w:tc>
-          <w:tcPr>
-            <w:tcW w:type="dxa" w:w="964"/>
-          </w:tcPr>
-          <w:p>
-            <w:r>
-              <w:rPr>
-                <w:b/>
-                <w:i w:val="0"/>
-                <w:color w:val="EA580C"/>
-                <w:sz w:val="16"/>
-              </w:rPr>
-              <w:t>Moyenne</w:t>
-            </w:r>
-          </w:p>
-        </w:tc>
-        <w:tc>
-          <w:tcPr>
-            <w:tcW w:type="dxa" w:w="1247"/>
-          </w:tcPr>
-          <w:p>
-            <w:r>
-              <w:rPr>
-                <w:b/>
-                <w:i w:val="0"/>
-                <w:sz w:val="16"/>
-              </w:rPr>
-              <w:t>S00</w:t>
-              <w:br/>
-            </w:r>
-            <w:r>
-              <w:rPr>
-                <w:b w:val="0"/>
-                <w:i w:val="0"/>
-                <w:color w:val="64748B"/>
-                <w:sz w:val="14"/>
-              </w:rPr>
-              <w:t>Identification</w:t>
-            </w:r>
-          </w:p>
-        </w:tc>
-        <w:tc>
-          <w:tcPr>
-            <w:tcW w:type="dxa" w:w="1531"/>
-          </w:tcPr>
-          <w:p>
-            <w:r>
-              <w:rPr>
-                <w:b/>
-                <w:i w:val="0"/>
-                <w:color w:val="16A34A"/>
-                <w:sz w:val="16"/>
-              </w:rPr>
-              <w:t>s00q12a, s00q12b</w:t>
-            </w:r>
-          </w:p>
-        </w:tc>
-        <w:tc>
-          <w:tcPr>
-            <w:tcW w:type="dxa" w:w="1191"/>
-          </w:tcPr>
-          <w:p>
-            <w:r>
-              <w:rPr>
-                <w:b w:val="0"/>
-                <w:i w:val="0"/>
-                <w:color w:val="64748B"/>
-                <w:sz w:val="16"/>
-              </w:rPr>
-              <w:t>GT-CQ</w:t>
-            </w:r>
-          </w:p>
-        </w:tc>
-        <w:tc>
-          <w:tcPr>
-            <w:tcW w:type="dxa" w:w="4706"/>
-          </w:tcPr>
-          <w:p>
-            <w:r>
-              <w:rPr>
-                <w:b w:val="0"/>
-                <w:i w:val="0"/>
-                <w:sz w:val="17"/>
-              </w:rPr>
-              <w:t>Prière de renseigner la bonne adresse.Attention! Veillez bien renseigner le deuxième numero du chef de ménage(0.12b).</w:t>
-            </w:r>
-          </w:p>
-        </w:tc>
-      </w:tr>
-      <w:tr>
-        <w:tc>
-          <w:tcPr>
-            <w:tcW w:type="dxa" w:w="964"/>
-          </w:tcPr>
-          <w:p>
-            <w:r>
-              <w:rPr>
-                <w:b/>
-                <w:i w:val="0"/>
-                <w:color w:val="EA580C"/>
-                <w:sz w:val="16"/>
-              </w:rPr>
-              <w:t>Moyenne</w:t>
-            </w:r>
-          </w:p>
-        </w:tc>
-        <w:tc>
-          <w:tcPr>
-            <w:tcW w:type="dxa" w:w="1247"/>
-          </w:tcPr>
-          <w:p>
-            <w:r>
-              <w:rPr>
-                <w:b/>
-                <w:i w:val="0"/>
-                <w:sz w:val="16"/>
-              </w:rPr>
-              <w:t>S01</w:t>
-              <w:br/>
-            </w:r>
-            <w:r>
-              <w:rPr>
-                <w:b w:val="0"/>
-                <w:i w:val="0"/>
-                <w:color w:val="64748B"/>
-                <w:sz w:val="14"/>
-              </w:rPr>
-              <w:t>Démographie</w:t>
-            </w:r>
-          </w:p>
-        </w:tc>
-        <w:tc>
-          <w:tcPr>
-            <w:tcW w:type="dxa" w:w="1531"/>
-          </w:tcPr>
-          <w:p>
-            <w:r>
-              <w:rPr>
-                <w:b/>
-                <w:i w:val="0"/>
-                <w:color w:val="16A34A"/>
-                <w:sz w:val="16"/>
-              </w:rPr>
-              <w:t>—</w:t>
-            </w:r>
-          </w:p>
-        </w:tc>
-        <w:tc>
-          <w:tcPr>
-            <w:tcW w:type="dxa" w:w="1191"/>
-          </w:tcPr>
-          <w:p>
-            <w:r>
-              <w:rPr>
-                <w:b w:val="0"/>
-                <w:i w:val="0"/>
-                <w:color w:val="64748B"/>
-                <w:sz w:val="16"/>
-              </w:rPr>
-              <w:t>GT-CQ</w:t>
-            </w:r>
-          </w:p>
-        </w:tc>
-        <w:tc>
-          <w:tcPr>
-            <w:tcW w:type="dxa" w:w="4706"/>
-          </w:tcPr>
-          <w:p>
-            <w:r>
-              <w:rPr>
-                <w:b w:val="0"/>
-                <w:i w:val="0"/>
-                <w:sz w:val="17"/>
-              </w:rPr>
-              <w:t>Prière de verifier l'information donnée par OUSSEYNOU SOW ou corriger au niveau de la section 1.</w:t>
-            </w:r>
-          </w:p>
-        </w:tc>
-      </w:tr>
-      <w:tr>
-        <w:tc>
-          <w:tcPr>
-            <w:tcW w:type="dxa" w:w="964"/>
-          </w:tcPr>
-          <w:p>
-            <w:r>
-              <w:rPr>
-                <w:b/>
-                <w:i w:val="0"/>
-                <w:color w:val="EA580C"/>
-                <w:sz w:val="16"/>
-              </w:rPr>
-              <w:t>Moyenne</w:t>
-            </w:r>
-          </w:p>
-        </w:tc>
-        <w:tc>
-          <w:tcPr>
-            <w:tcW w:type="dxa" w:w="1247"/>
-          </w:tcPr>
-          <w:p>
-            <w:r>
-              <w:rPr>
-                <w:b/>
-                <w:i w:val="0"/>
-                <w:sz w:val="16"/>
-              </w:rPr>
-              <w:t>S01</w:t>
-              <w:br/>
-            </w:r>
-            <w:r>
-              <w:rPr>
-                <w:b w:val="0"/>
-                <w:i w:val="0"/>
-                <w:color w:val="64748B"/>
-                <w:sz w:val="14"/>
-              </w:rPr>
-              <w:t>Démographie</w:t>
-            </w:r>
-          </w:p>
-        </w:tc>
-        <w:tc>
-          <w:tcPr>
-            <w:tcW w:type="dxa" w:w="1531"/>
-          </w:tcPr>
-          <w:p>
-            <w:r>
-              <w:rPr>
-                <w:b/>
-                <w:i w:val="0"/>
-                <w:color w:val="16A34A"/>
-                <w:sz w:val="16"/>
-              </w:rPr>
-              <w:t>s01q10_1</w:t>
-            </w:r>
-          </w:p>
-        </w:tc>
-        <w:tc>
-          <w:tcPr>
-            <w:tcW w:type="dxa" w:w="1191"/>
-          </w:tcPr>
-          <w:p>
-            <w:r>
-              <w:rPr>
-                <w:b w:val="0"/>
-                <w:i w:val="0"/>
-                <w:color w:val="64748B"/>
-                <w:sz w:val="16"/>
-              </w:rPr>
-              <w:t>GT-CQ</w:t>
-            </w:r>
-          </w:p>
-        </w:tc>
-        <w:tc>
-          <w:tcPr>
-            <w:tcW w:type="dxa" w:w="4706"/>
-          </w:tcPr>
-          <w:p>
-            <w:r>
-              <w:rPr>
-                <w:b w:val="0"/>
-                <w:i w:val="0"/>
-                <w:sz w:val="17"/>
-              </w:rPr>
-              <w:t>La taille du ménage lors de l'enquête principale (9) de ce ménage est inférieur à la taille du denombrement (10), prière de fournir des explications concrètes ou aller revisiter le ménage.</w:t>
-            </w:r>
-          </w:p>
-        </w:tc>
-      </w:tr>
-      <w:tr>
-        <w:tc>
-          <w:tcPr>
-            <w:tcW w:type="dxa" w:w="964"/>
-          </w:tcPr>
-          <w:p>
-            <w:r>
-              <w:rPr>
-                <w:b/>
-                <w:i w:val="0"/>
-                <w:color w:val="EA580C"/>
-                <w:sz w:val="16"/>
-              </w:rPr>
-              <w:t>Moyenne</w:t>
-            </w:r>
-          </w:p>
-        </w:tc>
-        <w:tc>
-          <w:tcPr>
-            <w:tcW w:type="dxa" w:w="1247"/>
-          </w:tcPr>
-          <w:p>
-            <w:r>
-              <w:rPr>
-                <w:b/>
-                <w:i w:val="0"/>
-                <w:sz w:val="16"/>
-              </w:rPr>
-              <w:t>S02</w:t>
-              <w:br/>
-            </w:r>
-            <w:r>
-              <w:rPr>
-                <w:b w:val="0"/>
-                <w:i w:val="0"/>
-                <w:color w:val="64748B"/>
-                <w:sz w:val="14"/>
-              </w:rPr>
-              <w:t>Éducation</w:t>
-            </w:r>
-          </w:p>
-        </w:tc>
-        <w:tc>
-          <w:tcPr>
-            <w:tcW w:type="dxa" w:w="1531"/>
-          </w:tcPr>
-          <w:p>
-            <w:r>
-              <w:rPr>
-                <w:b/>
-                <w:i w:val="0"/>
-                <w:color w:val="16A34A"/>
-                <w:sz w:val="16"/>
-              </w:rPr>
-              <w:t>—</w:t>
-            </w:r>
-          </w:p>
-        </w:tc>
-        <w:tc>
-          <w:tcPr>
-            <w:tcW w:type="dxa" w:w="1191"/>
-          </w:tcPr>
-          <w:p>
-            <w:r>
-              <w:rPr>
-                <w:b w:val="0"/>
-                <w:i w:val="0"/>
-                <w:color w:val="64748B"/>
-                <w:sz w:val="16"/>
-              </w:rPr>
-              <w:t>GT-CQ</w:t>
-            </w:r>
-          </w:p>
-        </w:tc>
-        <w:tc>
-          <w:tcPr>
-            <w:tcW w:type="dxa" w:w="4706"/>
-          </w:tcPr>
-          <w:p>
-            <w:r>
-              <w:rPr>
-                <w:b w:val="0"/>
-                <w:i w:val="0"/>
-                <w:sz w:val="17"/>
-              </w:rPr>
-              <w:t>veuillez, s'il vous plait, confirmer la cotisation ( 25000 FCFA) payée de MAGUETTE SOW avec le QG ou apporter les corrections nécessaires.</w:t>
-            </w:r>
-          </w:p>
-        </w:tc>
-      </w:tr>
-      <w:tr>
-        <w:tc>
-          <w:tcPr>
-            <w:tcW w:type="dxa" w:w="964"/>
-          </w:tcPr>
-          <w:p>
-            <w:r>
-              <w:rPr>
-                <w:b/>
-                <w:i w:val="0"/>
-                <w:color w:val="EA580C"/>
-                <w:sz w:val="16"/>
-              </w:rPr>
-              <w:t>Moyenne</w:t>
-            </w:r>
-          </w:p>
-        </w:tc>
-        <w:tc>
-          <w:tcPr>
-            <w:tcW w:type="dxa" w:w="1247"/>
-          </w:tcPr>
-          <w:p>
-            <w:r>
-              <w:rPr>
-                <w:b/>
-                <w:i w:val="0"/>
-                <w:sz w:val="16"/>
-              </w:rPr>
-              <w:t>S02</w:t>
-              <w:br/>
-            </w:r>
-            <w:r>
-              <w:rPr>
-                <w:b w:val="0"/>
-                <w:i w:val="0"/>
-                <w:color w:val="64748B"/>
-                <w:sz w:val="14"/>
-              </w:rPr>
-              <w:t>Éducation</w:t>
-            </w:r>
-          </w:p>
-        </w:tc>
-        <w:tc>
-          <w:tcPr>
-            <w:tcW w:type="dxa" w:w="1531"/>
-          </w:tcPr>
-          <w:p>
-            <w:r>
-              <w:rPr>
-                <w:b/>
-                <w:i w:val="0"/>
-                <w:color w:val="16A34A"/>
-                <w:sz w:val="16"/>
-              </w:rPr>
-              <w:t>—</w:t>
-            </w:r>
-          </w:p>
-        </w:tc>
-        <w:tc>
-          <w:tcPr>
-            <w:tcW w:type="dxa" w:w="1191"/>
-          </w:tcPr>
-          <w:p>
-            <w:r>
-              <w:rPr>
-                <w:b w:val="0"/>
-                <w:i w:val="0"/>
-                <w:color w:val="64748B"/>
-                <w:sz w:val="16"/>
-              </w:rPr>
-              <w:t>GT-CQ</w:t>
-            </w:r>
-          </w:p>
-        </w:tc>
-        <w:tc>
-          <w:tcPr>
-            <w:tcW w:type="dxa" w:w="4706"/>
-          </w:tcPr>
-          <w:p>
-            <w:r>
-              <w:rPr>
-                <w:b w:val="0"/>
-                <w:i w:val="0"/>
-                <w:sz w:val="17"/>
-              </w:rPr>
-              <w:t>veuillez, s'il vous plait, confirmer les frais de scolarité ( 1000 FCFA) payée de AWA KANE avec le QG ou apporter les corrections nécessaires.</w:t>
-            </w:r>
-          </w:p>
-        </w:tc>
-      </w:tr>
-      <w:tr>
-        <w:tc>
-          <w:tcPr>
-            <w:tcW w:type="dxa" w:w="964"/>
-          </w:tcPr>
-          <w:p>
-            <w:r>
-              <w:rPr>
-                <w:b/>
-                <w:i w:val="0"/>
-                <w:color w:val="EA580C"/>
-                <w:sz w:val="16"/>
-              </w:rPr>
-              <w:t>Moyenne</w:t>
-            </w:r>
-          </w:p>
-        </w:tc>
-        <w:tc>
-          <w:tcPr>
-            <w:tcW w:type="dxa" w:w="1247"/>
-          </w:tcPr>
-          <w:p>
-            <w:r>
-              <w:rPr>
-                <w:b/>
-                <w:i w:val="0"/>
-                <w:sz w:val="16"/>
-              </w:rPr>
-              <w:t>S02</w:t>
-              <w:br/>
-            </w:r>
-            <w:r>
-              <w:rPr>
-                <w:b w:val="0"/>
-                <w:i w:val="0"/>
-                <w:color w:val="64748B"/>
-                <w:sz w:val="14"/>
-              </w:rPr>
-              <w:t>Éducation</w:t>
-            </w:r>
-          </w:p>
-        </w:tc>
-        <w:tc>
-          <w:tcPr>
-            <w:tcW w:type="dxa" w:w="1531"/>
-          </w:tcPr>
-          <w:p>
-            <w:r>
-              <w:rPr>
-                <w:b/>
-                <w:i w:val="0"/>
-                <w:color w:val="16A34A"/>
-                <w:sz w:val="16"/>
-              </w:rPr>
-              <w:t>s01q63, s00q04, s02q25, s01q00b, s02q17_2, s02q15_2</w:t>
-            </w:r>
-          </w:p>
-        </w:tc>
-        <w:tc>
-          <w:tcPr>
-            <w:tcW w:type="dxa" w:w="1191"/>
-          </w:tcPr>
-          <w:p>
-            <w:r>
-              <w:rPr>
-                <w:b w:val="0"/>
-                <w:i w:val="0"/>
-                <w:color w:val="64748B"/>
-                <w:sz w:val="16"/>
-              </w:rPr>
-              <w:t>GT-CQ</w:t>
-            </w:r>
-          </w:p>
-        </w:tc>
-        <w:tc>
-          <w:tcPr>
-            <w:tcW w:type="dxa" w:w="4706"/>
-          </w:tcPr>
-          <w:p>
-            <w:r>
-              <w:rPr>
-                <w:b w:val="0"/>
-                <w:i w:val="0"/>
-                <w:sz w:val="17"/>
-              </w:rPr>
-              <w:t>Dans les milieux urbains c'est peu probable de voir une école dont les élèves ou étudiants ne dépensent pas en frais d'uniformes, prière de verifier pour AWA KANE qui fréquente 6ème année de Primaire et corriger ou confirmer avec le QG.</w:t>
-            </w:r>
-          </w:p>
-        </w:tc>
-      </w:tr>
-      <w:tr>
-        <w:tc>
-          <w:tcPr>
-            <w:tcW w:type="dxa" w:w="964"/>
-          </w:tcPr>
-          <w:p>
-            <w:r>
-              <w:rPr>
-                <w:b/>
-                <w:i w:val="0"/>
-                <w:color w:val="EA580C"/>
-                <w:sz w:val="16"/>
-              </w:rPr>
-              <w:t>Moyenne</w:t>
-            </w:r>
-          </w:p>
-        </w:tc>
-        <w:tc>
-          <w:tcPr>
-            <w:tcW w:type="dxa" w:w="1247"/>
-          </w:tcPr>
-          <w:p>
-            <w:r>
-              <w:rPr>
-                <w:b/>
-                <w:i w:val="0"/>
-                <w:sz w:val="16"/>
-              </w:rPr>
-              <w:t>S02</w:t>
-              <w:br/>
-            </w:r>
-            <w:r>
-              <w:rPr>
-                <w:b w:val="0"/>
-                <w:i w:val="0"/>
-                <w:color w:val="64748B"/>
-                <w:sz w:val="14"/>
-              </w:rPr>
-              <w:t>Éducation</w:t>
-            </w:r>
-          </w:p>
-        </w:tc>
-        <w:tc>
-          <w:tcPr>
-            <w:tcW w:type="dxa" w:w="1531"/>
-          </w:tcPr>
-          <w:p>
-            <w:r>
-              <w:rPr>
-                <w:b/>
-                <w:i w:val="0"/>
-                <w:color w:val="16A34A"/>
-                <w:sz w:val="16"/>
-              </w:rPr>
-              <w:t>—</w:t>
-            </w:r>
-          </w:p>
-        </w:tc>
-        <w:tc>
-          <w:tcPr>
-            <w:tcW w:type="dxa" w:w="1191"/>
-          </w:tcPr>
-          <w:p>
-            <w:r>
-              <w:rPr>
-                <w:b w:val="0"/>
-                <w:i w:val="0"/>
-                <w:color w:val="64748B"/>
-                <w:sz w:val="16"/>
-              </w:rPr>
-              <w:t>GT-CQ</w:t>
-            </w:r>
-          </w:p>
-        </w:tc>
-        <w:tc>
-          <w:tcPr>
-            <w:tcW w:type="dxa" w:w="4706"/>
-          </w:tcPr>
-          <w:p>
-            <w:r>
-              <w:rPr>
-                <w:b w:val="0"/>
-                <w:i w:val="0"/>
-                <w:sz w:val="17"/>
-              </w:rPr>
-              <w:t>veuillez, s'il vous plait, confirmer les frais de scolarité ( 5000 FCFA) payée de DIAMIL SOW avec le QG ou apporter les corrections nécessaires.</w:t>
-            </w:r>
-          </w:p>
-        </w:tc>
-      </w:tr>
-      <w:tr>
-        <w:tc>
-          <w:tcPr>
-            <w:tcW w:type="dxa" w:w="964"/>
-          </w:tcPr>
-          <w:p>
-            <w:r>
-              <w:rPr>
-                <w:b/>
-                <w:i w:val="0"/>
-                <w:color w:val="EA580C"/>
-                <w:sz w:val="16"/>
-              </w:rPr>
-              <w:t>Moyenne</w:t>
-            </w:r>
-          </w:p>
-        </w:tc>
-        <w:tc>
-          <w:tcPr>
-            <w:tcW w:type="dxa" w:w="1247"/>
-          </w:tcPr>
-          <w:p>
-            <w:r>
-              <w:rPr>
-                <w:b/>
-                <w:i w:val="0"/>
-                <w:sz w:val="16"/>
-              </w:rPr>
-              <w:t>S02</w:t>
-              <w:br/>
-            </w:r>
-            <w:r>
-              <w:rPr>
-                <w:b w:val="0"/>
-                <w:i w:val="0"/>
-                <w:color w:val="64748B"/>
-                <w:sz w:val="14"/>
-              </w:rPr>
-              <w:t>Éducation</w:t>
-            </w:r>
-          </w:p>
-        </w:tc>
-        <w:tc>
-          <w:tcPr>
-            <w:tcW w:type="dxa" w:w="1531"/>
-          </w:tcPr>
-          <w:p>
-            <w:r>
-              <w:rPr>
-                <w:b/>
-                <w:i w:val="0"/>
-                <w:color w:val="16A34A"/>
-                <w:sz w:val="16"/>
-              </w:rPr>
-              <w:t>s01q63, s00q04, s02q25, s01q00b, s02q17_2, s02q15_2</w:t>
-            </w:r>
-          </w:p>
-        </w:tc>
-        <w:tc>
-          <w:tcPr>
-            <w:tcW w:type="dxa" w:w="1191"/>
-          </w:tcPr>
-          <w:p>
-            <w:r>
-              <w:rPr>
-                <w:b w:val="0"/>
-                <w:i w:val="0"/>
-                <w:color w:val="64748B"/>
-                <w:sz w:val="16"/>
-              </w:rPr>
-              <w:t>GT-CQ</w:t>
-            </w:r>
-          </w:p>
-        </w:tc>
-        <w:tc>
-          <w:tcPr>
-            <w:tcW w:type="dxa" w:w="4706"/>
-          </w:tcPr>
-          <w:p>
-            <w:r>
-              <w:rPr>
-                <w:b w:val="0"/>
-                <w:i w:val="0"/>
-                <w:sz w:val="17"/>
-              </w:rPr>
               <w:t>Dans les milieux urbains c'est peu probable de voir une école dont les élèves ou étudiants ne dépensent pas en frais d'uniformes, prière de verifier pour DIAMIL SOW qui fréquente 2ème année de Secondaire 1 (Moyen) Général et corriger ou confirmer avec le QG.</w:t>
-            </w:r>
-          </w:p>
-        </w:tc>
-      </w:tr>
-      <w:tr>
-        <w:tc>
-          <w:tcPr>
-            <w:tcW w:type="dxa" w:w="964"/>
-          </w:tcPr>
-          <w:p>
-            <w:r>
-              <w:rPr>
-                <w:b/>
-                <w:i w:val="0"/>
-                <w:color w:val="EA580C"/>
-                <w:sz w:val="16"/>
-              </w:rPr>
-              <w:t>Moyenne</w:t>
-            </w:r>
-          </w:p>
-        </w:tc>
-        <w:tc>
-          <w:tcPr>
-            <w:tcW w:type="dxa" w:w="1247"/>
-          </w:tcPr>
-          <w:p>
-            <w:r>
-              <w:rPr>
-                <w:b/>
-                <w:i w:val="0"/>
-                <w:sz w:val="16"/>
-              </w:rPr>
-              <w:t>S02</w:t>
-              <w:br/>
-            </w:r>
-            <w:r>
-              <w:rPr>
-                <w:b w:val="0"/>
-                <w:i w:val="0"/>
-                <w:color w:val="64748B"/>
-                <w:sz w:val="14"/>
-              </w:rPr>
-              <w:t>Éducation</w:t>
-            </w:r>
-          </w:p>
-        </w:tc>
-        <w:tc>
-          <w:tcPr>
-            <w:tcW w:type="dxa" w:w="1531"/>
-          </w:tcPr>
-          <w:p>
-            <w:r>
-              <w:rPr>
-                <w:b/>
-                <w:i w:val="0"/>
-                <w:color w:val="16A34A"/>
-                <w:sz w:val="16"/>
-              </w:rPr>
-              <w:t>—</w:t>
-            </w:r>
-          </w:p>
-        </w:tc>
-        <w:tc>
-          <w:tcPr>
-            <w:tcW w:type="dxa" w:w="1191"/>
-          </w:tcPr>
-          <w:p>
-            <w:r>
-              <w:rPr>
-                <w:b w:val="0"/>
-                <w:i w:val="0"/>
-                <w:color w:val="64748B"/>
-                <w:sz w:val="16"/>
-              </w:rPr>
-              <w:t>GT-CQ</w:t>
-            </w:r>
-          </w:p>
-        </w:tc>
-        <w:tc>
-          <w:tcPr>
-            <w:tcW w:type="dxa" w:w="4706"/>
-          </w:tcPr>
-          <w:p>
-            <w:r>
-              <w:rPr>
-                <w:b w:val="0"/>
-                <w:i w:val="0"/>
-                <w:sz w:val="17"/>
-              </w:rPr>
-              <w:t>veuillez, s'il vous plait, confirmer les frais de scolarité ( 5000 FCFA) payée de MAME FATOU KONATÉ avec le QG ou apporter les corrections nécessaires.</w:t>
             </w:r>
           </w:p>
         </w:tc>
